--- a/REPORT WEB.docx
+++ b/REPORT WEB.docx
@@ -193,7 +193,7 @@
     </w:p>
     <w:p>
       <w:r>
-        <w:t>Published Webpage: [Insert your published GitHub Pages / Vercel link here]</w:t>
+        <w:t>https://ars02280.github.io/asigment-1-site/</w:t>
       </w:r>
     </w:p>
     <w:sectPr>
